--- a/InformeSanosYSalvos.docx
+++ b/InformeSanosYSalvos.docx
@@ -2773,23 +2773,7 @@
           <w:sz w:val="32"/>
           <w:szCs w:val="32"/>
         </w:rPr>
-        <w:t xml:space="preserve"> run </w:t>
-      </w:r>
-      <w:proofErr w:type="spellStart"/>
-      <w:r>
-        <w:rPr>
-          <w:sz w:val="32"/>
-          <w:szCs w:val="32"/>
-        </w:rPr>
-        <w:t>build</w:t>
-      </w:r>
-      <w:proofErr w:type="spellEnd"/>
-      <w:r>
-        <w:rPr>
-          <w:sz w:val="32"/>
-          <w:szCs w:val="32"/>
-        </w:rPr>
-        <w:t>.</w:t>
+        <w:t xml:space="preserve"> run build.</w:t>
       </w:r>
     </w:p>
     <w:p>
@@ -6020,8 +6004,425 @@
         </w:rPr>
       </w:pPr>
     </w:p>
+    <w:p>
+      <w:pPr>
+        <w:pBdr>
+          <w:top w:val="nil"/>
+          <w:left w:val="nil"/>
+          <w:bottom w:val="nil"/>
+          <w:right w:val="nil"/>
+          <w:between w:val="nil"/>
+        </w:pBdr>
+        <w:tabs>
+          <w:tab w:val="left" w:pos="720"/>
+        </w:tabs>
+        <w:ind w:left="720" w:right="606"/>
+        <w:rPr>
+          <w:color w:val="000000"/>
+          <w:sz w:val="24"/>
+          <w:szCs w:val="24"/>
+        </w:rPr>
+      </w:pPr>
+    </w:p>
+    <w:p>
+      <w:pPr>
+        <w:pBdr>
+          <w:top w:val="nil"/>
+          <w:left w:val="nil"/>
+          <w:bottom w:val="nil"/>
+          <w:right w:val="nil"/>
+          <w:between w:val="nil"/>
+        </w:pBdr>
+        <w:tabs>
+          <w:tab w:val="left" w:pos="720"/>
+        </w:tabs>
+        <w:ind w:left="720" w:right="606"/>
+        <w:rPr>
+          <w:color w:val="000000"/>
+          <w:sz w:val="24"/>
+          <w:szCs w:val="24"/>
+        </w:rPr>
+      </w:pPr>
+      <w:r>
+        <w:rPr>
+          <w:color w:val="000000"/>
+          <w:sz w:val="24"/>
+          <w:szCs w:val="24"/>
+        </w:rPr>
+        <w:lastRenderedPageBreak/>
+        <w:t>REPOSITORIOS:</w:t>
+      </w:r>
+    </w:p>
+    <w:p>
+      <w:pPr>
+        <w:pBdr>
+          <w:top w:val="nil"/>
+          <w:left w:val="nil"/>
+          <w:bottom w:val="nil"/>
+          <w:right w:val="nil"/>
+          <w:between w:val="nil"/>
+        </w:pBdr>
+        <w:tabs>
+          <w:tab w:val="left" w:pos="720"/>
+        </w:tabs>
+        <w:ind w:left="720" w:right="606"/>
+        <w:rPr>
+          <w:color w:val="000000"/>
+          <w:sz w:val="24"/>
+          <w:szCs w:val="24"/>
+        </w:rPr>
+      </w:pPr>
+      <w:proofErr w:type="spellStart"/>
+      <w:r>
+        <w:rPr>
+          <w:color w:val="000000"/>
+          <w:sz w:val="24"/>
+          <w:szCs w:val="24"/>
+        </w:rPr>
+        <w:t>Documentacion</w:t>
+      </w:r>
+      <w:proofErr w:type="spellEnd"/>
+      <w:r>
+        <w:rPr>
+          <w:color w:val="000000"/>
+          <w:sz w:val="24"/>
+          <w:szCs w:val="24"/>
+        </w:rPr>
+        <w:t>:</w:t>
+      </w:r>
+    </w:p>
+    <w:p>
+      <w:pPr>
+        <w:pBdr>
+          <w:top w:val="nil"/>
+          <w:left w:val="nil"/>
+          <w:bottom w:val="nil"/>
+          <w:right w:val="nil"/>
+          <w:between w:val="nil"/>
+        </w:pBdr>
+        <w:tabs>
+          <w:tab w:val="left" w:pos="720"/>
+        </w:tabs>
+        <w:ind w:left="720" w:right="606"/>
+        <w:rPr>
+          <w:color w:val="000000"/>
+          <w:sz w:val="24"/>
+          <w:szCs w:val="24"/>
+        </w:rPr>
+      </w:pPr>
+      <w:hyperlink r:id="rId7" w:history="1">
+        <w:r>
+          <w:rPr>
+            <w:rStyle w:val="Hipervnculo"/>
+            <w:sz w:val="24"/>
+            <w:szCs w:val="24"/>
+          </w:rPr>
+          <w:t>https://github.com/Nicolas091109/Fullstack3Documentacion</w:t>
+        </w:r>
+      </w:hyperlink>
+    </w:p>
+    <w:p>
+      <w:pPr>
+        <w:pBdr>
+          <w:top w:val="nil"/>
+          <w:left w:val="nil"/>
+          <w:bottom w:val="nil"/>
+          <w:right w:val="nil"/>
+          <w:between w:val="nil"/>
+        </w:pBdr>
+        <w:tabs>
+          <w:tab w:val="left" w:pos="720"/>
+        </w:tabs>
+        <w:ind w:left="720" w:right="606"/>
+        <w:rPr>
+          <w:color w:val="000000"/>
+          <w:sz w:val="24"/>
+          <w:szCs w:val="24"/>
+        </w:rPr>
+      </w:pPr>
+      <w:proofErr w:type="spellStart"/>
+      <w:r>
+        <w:rPr>
+          <w:color w:val="000000"/>
+          <w:sz w:val="24"/>
+          <w:szCs w:val="24"/>
+        </w:rPr>
+        <w:t>Frontend</w:t>
+      </w:r>
+      <w:proofErr w:type="spellEnd"/>
+      <w:r>
+        <w:rPr>
+          <w:color w:val="000000"/>
+          <w:sz w:val="24"/>
+          <w:szCs w:val="24"/>
+        </w:rPr>
+        <w:t>:</w:t>
+      </w:r>
+    </w:p>
+    <w:p>
+      <w:pPr>
+        <w:pBdr>
+          <w:top w:val="nil"/>
+          <w:left w:val="nil"/>
+          <w:bottom w:val="nil"/>
+          <w:right w:val="nil"/>
+          <w:between w:val="nil"/>
+        </w:pBdr>
+        <w:tabs>
+          <w:tab w:val="left" w:pos="720"/>
+        </w:tabs>
+        <w:ind w:left="720" w:right="606"/>
+        <w:rPr>
+          <w:color w:val="000000"/>
+          <w:sz w:val="24"/>
+          <w:szCs w:val="24"/>
+        </w:rPr>
+      </w:pPr>
+      <w:hyperlink r:id="rId8" w:history="1">
+        <w:r>
+          <w:rPr>
+            <w:rStyle w:val="Hipervnculo"/>
+            <w:sz w:val="24"/>
+            <w:szCs w:val="24"/>
+          </w:rPr>
+          <w:t>https://github.com/Nicolas091109/Fullstack3-Frontend</w:t>
+        </w:r>
+      </w:hyperlink>
+    </w:p>
+    <w:p>
+      <w:pPr>
+        <w:pBdr>
+          <w:top w:val="nil"/>
+          <w:left w:val="nil"/>
+          <w:bottom w:val="nil"/>
+          <w:right w:val="nil"/>
+          <w:between w:val="nil"/>
+        </w:pBdr>
+        <w:tabs>
+          <w:tab w:val="left" w:pos="720"/>
+        </w:tabs>
+        <w:ind w:left="720" w:right="606"/>
+        <w:rPr>
+          <w:color w:val="000000"/>
+          <w:sz w:val="24"/>
+          <w:szCs w:val="24"/>
+        </w:rPr>
+      </w:pPr>
+      <w:r>
+        <w:rPr>
+          <w:color w:val="000000"/>
+          <w:sz w:val="24"/>
+          <w:szCs w:val="24"/>
+        </w:rPr>
+        <w:t>Backend-postrgresSQL</w:t>
+      </w:r>
+    </w:p>
+    <w:p>
+      <w:pPr>
+        <w:pBdr>
+          <w:top w:val="nil"/>
+          <w:left w:val="nil"/>
+          <w:bottom w:val="nil"/>
+          <w:right w:val="nil"/>
+          <w:between w:val="nil"/>
+        </w:pBdr>
+        <w:tabs>
+          <w:tab w:val="left" w:pos="720"/>
+        </w:tabs>
+        <w:ind w:left="720" w:right="606"/>
+        <w:rPr>
+          <w:color w:val="000000"/>
+          <w:sz w:val="24"/>
+          <w:szCs w:val="24"/>
+        </w:rPr>
+      </w:pPr>
+      <w:hyperlink r:id="rId9" w:history="1">
+        <w:r>
+          <w:rPr>
+            <w:rStyle w:val="Hipervnculo"/>
+            <w:sz w:val="24"/>
+            <w:szCs w:val="24"/>
+          </w:rPr>
+          <w:t>https://github.com/Nicolas091109/Fullstack3-PostgresSQL</w:t>
+        </w:r>
+      </w:hyperlink>
+    </w:p>
+    <w:p>
+      <w:pPr>
+        <w:pBdr>
+          <w:top w:val="nil"/>
+          <w:left w:val="nil"/>
+          <w:bottom w:val="nil"/>
+          <w:right w:val="nil"/>
+          <w:between w:val="nil"/>
+        </w:pBdr>
+        <w:tabs>
+          <w:tab w:val="left" w:pos="720"/>
+        </w:tabs>
+        <w:ind w:left="720" w:right="606"/>
+        <w:rPr>
+          <w:color w:val="000000"/>
+          <w:sz w:val="24"/>
+          <w:szCs w:val="24"/>
+        </w:rPr>
+      </w:pPr>
+      <w:proofErr w:type="spellStart"/>
+      <w:r>
+        <w:rPr>
+          <w:color w:val="000000"/>
+          <w:sz w:val="24"/>
+          <w:szCs w:val="24"/>
+        </w:rPr>
+        <w:t>Backend-mongoDB</w:t>
+      </w:r>
+      <w:proofErr w:type="spellEnd"/>
+      <w:r>
+        <w:rPr>
+          <w:color w:val="000000"/>
+          <w:sz w:val="24"/>
+          <w:szCs w:val="24"/>
+        </w:rPr>
+        <w:t>:</w:t>
+      </w:r>
+    </w:p>
+    <w:p>
+      <w:pPr>
+        <w:pBdr>
+          <w:top w:val="nil"/>
+          <w:left w:val="nil"/>
+          <w:bottom w:val="nil"/>
+          <w:right w:val="nil"/>
+          <w:between w:val="nil"/>
+        </w:pBdr>
+        <w:tabs>
+          <w:tab w:val="left" w:pos="720"/>
+        </w:tabs>
+        <w:ind w:left="720" w:right="606"/>
+        <w:rPr>
+          <w:color w:val="000000"/>
+          <w:sz w:val="24"/>
+          <w:szCs w:val="24"/>
+        </w:rPr>
+      </w:pPr>
+      <w:hyperlink r:id="rId10" w:history="1">
+        <w:r>
+          <w:rPr>
+            <w:rStyle w:val="Hipervnculo"/>
+            <w:sz w:val="24"/>
+            <w:szCs w:val="24"/>
+          </w:rPr>
+          <w:t>https://github.com/Nicolas091109/Fullstack3-MongoDB</w:t>
+        </w:r>
+      </w:hyperlink>
+    </w:p>
+    <w:p>
+      <w:pPr>
+        <w:pBdr>
+          <w:top w:val="nil"/>
+          <w:left w:val="nil"/>
+          <w:bottom w:val="nil"/>
+          <w:right w:val="nil"/>
+          <w:between w:val="nil"/>
+        </w:pBdr>
+        <w:tabs>
+          <w:tab w:val="left" w:pos="720"/>
+        </w:tabs>
+        <w:ind w:left="720" w:right="606"/>
+        <w:rPr>
+          <w:color w:val="000000"/>
+          <w:sz w:val="24"/>
+          <w:szCs w:val="24"/>
+        </w:rPr>
+      </w:pPr>
+      <w:proofErr w:type="spellStart"/>
+      <w:r>
+        <w:rPr>
+          <w:color w:val="000000"/>
+          <w:sz w:val="24"/>
+          <w:szCs w:val="24"/>
+        </w:rPr>
+        <w:t>All</w:t>
+      </w:r>
+      <w:proofErr w:type="spellEnd"/>
+      <w:r>
+        <w:rPr>
+          <w:color w:val="000000"/>
+          <w:sz w:val="24"/>
+          <w:szCs w:val="24"/>
+        </w:rPr>
+        <w:t>-</w:t>
+      </w:r>
+      <w:proofErr w:type="spellStart"/>
+      <w:r>
+        <w:rPr>
+          <w:color w:val="000000"/>
+          <w:sz w:val="24"/>
+          <w:szCs w:val="24"/>
+        </w:rPr>
+        <w:t>in-one</w:t>
+      </w:r>
+      <w:proofErr w:type="spellEnd"/>
+      <w:r>
+        <w:rPr>
+          <w:color w:val="000000"/>
+          <w:sz w:val="24"/>
+          <w:szCs w:val="24"/>
+        </w:rPr>
+        <w:t>:</w:t>
+      </w:r>
+    </w:p>
+    <w:p>
+      <w:pPr>
+        <w:pBdr>
+          <w:top w:val="nil"/>
+          <w:left w:val="nil"/>
+          <w:bottom w:val="nil"/>
+          <w:right w:val="nil"/>
+          <w:between w:val="nil"/>
+        </w:pBdr>
+        <w:tabs>
+          <w:tab w:val="left" w:pos="720"/>
+        </w:tabs>
+        <w:ind w:left="720" w:right="606"/>
+        <w:rPr>
+          <w:color w:val="000000"/>
+          <w:sz w:val="24"/>
+          <w:szCs w:val="24"/>
+        </w:rPr>
+      </w:pPr>
+      <w:hyperlink r:id="rId11" w:history="1">
+        <w:r>
+          <w:rPr>
+            <w:rStyle w:val="Hipervnculo"/>
+            <w:sz w:val="24"/>
+            <w:szCs w:val="24"/>
+          </w:rPr>
+          <w:t>https://github.com/Nicolas091109/FullStack-Ev3</w:t>
+        </w:r>
+      </w:hyperlink>
+    </w:p>
+    <w:p>
+      <w:pPr>
+        <w:pBdr>
+          <w:top w:val="nil"/>
+          <w:left w:val="nil"/>
+          <w:bottom w:val="nil"/>
+          <w:right w:val="nil"/>
+          <w:between w:val="nil"/>
+        </w:pBdr>
+        <w:tabs>
+          <w:tab w:val="left" w:pos="720"/>
+        </w:tabs>
+        <w:ind w:left="720" w:right="606"/>
+        <w:rPr>
+          <w:color w:val="000000"/>
+          <w:sz w:val="24"/>
+          <w:szCs w:val="24"/>
+        </w:rPr>
+      </w:pPr>
+    </w:p>
     <w:sectPr>
-      <w:headerReference w:type="default" r:id="rId7"/>
+      <w:headerReference w:type="default" r:id="rId12"/>
       <w:pgSz w:w="12240" w:h="15840"/>
       <w:pgMar w:top="1340" w:right="1080" w:bottom="280" w:left="1440" w:header="795" w:footer="0" w:gutter="0"/>
       <w:pgNumType w:start="1"/>
@@ -6156,7 +6557,7 @@
             </wp:anchor>
           </w:drawing>
         </mc:Choice>
-        <mc:Fallback xmlns:cr="http://schemas.microsoft.com/office/comments/2020/reactions" xmlns="http://schemas.microsoft.com/office/tasks/2019/documenttasks" xmlns:dgm="http://schemas.openxmlformats.org/drawingml/2006/diagram" xmlns:lc="http://schemas.openxmlformats.org/drawingml/2006/lockedCanvas" xmlns:c="http://schemas.openxmlformats.org/drawingml/2006/chart" xmlns:pic="http://schemas.openxmlformats.org/drawingml/2006/picture" xmlns:a="http://schemas.openxmlformats.org/drawingml/2006/main" xmlns:sl="http://schemas.openxmlformats.org/schemaLibrary/2006/main">
+        <mc:Fallback xmlns:sl="http://schemas.openxmlformats.org/schemaLibrary/2006/main" xmlns:a="http://schemas.openxmlformats.org/drawingml/2006/main" xmlns:pic="http://schemas.openxmlformats.org/drawingml/2006/picture" xmlns:c="http://schemas.openxmlformats.org/drawingml/2006/chart" xmlns:lc="http://schemas.openxmlformats.org/drawingml/2006/lockedCanvas" xmlns:dgm="http://schemas.openxmlformats.org/drawingml/2006/diagram" xmlns="http://schemas.microsoft.com/office/tasks/2019/documenttasks" xmlns:cr="http://schemas.microsoft.com/office/comments/2020/reactions">
           <w:drawing>
             <wp:anchor allowOverlap="1" behindDoc="1" distB="0" distT="0" distL="0" distR="0" hidden="0" layoutInCell="1" locked="0" relativeHeight="0" simplePos="0">
               <wp:simplePos x="0" y="0"/>
@@ -7951,6 +8352,29 @@
       <w:tblStyleColBandSize w:val="1"/>
     </w:tblPr>
   </w:style>
+  <w:style w:type="character" w:styleId="Hipervnculo">
+    <w:name w:val="Hyperlink"/>
+    <w:basedOn w:val="Fuentedeprrafopredeter"/>
+    <w:uiPriority w:val="99"/>
+    <w:unhideWhenUsed/>
+    <w:rsid w:val="00C564AF"/>
+    <w:rPr>
+      <w:color w:val="0000FF" w:themeColor="hyperlink"/>
+      <w:u w:val="single"/>
+    </w:rPr>
+  </w:style>
+  <w:style w:type="character" w:styleId="Mencinsinresolver">
+    <w:name w:val="Unresolved Mention"/>
+    <w:basedOn w:val="Fuentedeprrafopredeter"/>
+    <w:uiPriority w:val="99"/>
+    <w:semiHidden/>
+    <w:unhideWhenUsed/>
+    <w:rsid w:val="00C564AF"/>
+    <w:rPr>
+      <w:color w:val="605E5C"/>
+      <w:shd w:val="clear" w:color="auto" w:fill="E1DFDD"/>
+    </w:rPr>
+  </w:style>
 </w:styles>
 </file>
 
